--- a/submission/eurosurveillance/01_Title_page.docx
+++ b/submission/eurosurveillance/01_Title_page.docx
@@ -153,7 +153,7 @@
     </w:p>
     <w:p>
       <w:r>
-        <w:t>Main text (Introduction to Conclusion): 3649 words</w:t>
+        <w:t>Main text (Introduction to Conclusion): 3648 words</w:t>
       </w:r>
     </w:p>
     <w:p>

--- a/submission/eurosurveillance/01_Title_page.docx
+++ b/submission/eurosurveillance/01_Title_page.docx
@@ -38,7 +38,22 @@
     </w:p>
     <w:p>
       <w:r>
-        <w:t>David Simon,¹ Timothy J. Locksmith², Nicholas R. Minor², Isla E. Emmen², Nancy A. Wilson², Eli J. O’Connor², Shelby L. O'Connor&amp;2, David H. O'Connor&amp;2</w:t>
+        <w:t>David Simon,¹ Timothy J. Locksmith², Nicholas R. Minor², Isla E. Emmen², Nancy A. Wilson², Eli J. O’Connor², Shelby L. O'Connor</w:t>
+      </w:r>
+      <w:r>
+        <w:rPr>
+          <w:vertAlign w:val="superscript"/>
+        </w:rPr>
+        <w:t>&amp;2</w:t>
+      </w:r>
+      <w:r>
+        <w:t>, David H. O'Connor</w:t>
+      </w:r>
+      <w:r>
+        <w:rPr>
+          <w:vertAlign w:val="superscript"/>
+        </w:rPr>
+        <w:t>&amp;2</w:t>
       </w:r>
     </w:p>
     <w:p>
